--- a/_Documects/end/บทที่-1.docx
+++ b/_Documects/end/บทที่-1.docx
@@ -1,6 +1,6 @@
 
 <file path=word/document.xml><?xml version="1.0" encoding="utf-8"?>
-<w:document xmlns:wpc="http://schemas.microsoft.com/office/word/2010/wordprocessingCanvas" xmlns:cx="http://schemas.microsoft.com/office/drawing/2014/chartex" xmlns:cx1="http://schemas.microsoft.com/office/drawing/2015/9/8/chartex" xmlns:cx2="http://schemas.microsoft.com/office/drawing/2015/10/21/chartex" xmlns:cx3="http://schemas.microsoft.com/office/drawing/2016/5/9/chartex" xmlns:cx4="http://schemas.microsoft.com/office/drawing/2016/5/10/chartex" xmlns:cx5="http://schemas.microsoft.com/office/drawing/2016/5/11/chartex" xmlns:cx6="http://schemas.microsoft.com/office/drawing/2016/5/12/chartex" xmlns:cx7="http://schemas.microsoft.com/office/drawing/2016/5/13/chartex" xmlns:cx8="http://schemas.microsoft.com/office/drawing/2016/5/14/chartex" xmlns:mc="http://schemas.openxmlformats.org/markup-compatibility/2006" xmlns:aink="http://schemas.microsoft.com/office/drawing/2016/ink" xmlns:am3d="http://schemas.microsoft.com/office/drawing/2017/model3d" xmlns:o="urn:schemas-microsoft-com:office:office" xmlns:oel="http://schemas.microsoft.com/office/2019/extlst" xmlns:r="http://schemas.openxmlformats.org/officeDocument/2006/relationships" xmlns:m="http://schemas.openxmlformats.org/officeDocument/2006/math" xmlns:v="urn:schemas-microsoft-com:vml" xmlns:wp14="http://schemas.microsoft.com/office/word/2010/wordprocessingDrawing" xmlns:wp="http://schemas.openxmlformats.org/drawingml/2006/wordprocessingDrawing" xmlns:w10="urn:schemas-microsoft-com:office:word" xmlns:w="http://schemas.openxmlformats.org/wordprocessingml/2006/main" xmlns:w14="http://schemas.microsoft.com/office/word/2010/wordml" xmlns:w15="http://schemas.microsoft.com/office/word/2012/wordml" xmlns:w16cex="http://schemas.microsoft.com/office/word/2018/wordml/cex" xmlns:w16cid="http://schemas.microsoft.com/office/word/2016/wordml/cid" xmlns:w16="http://schemas.microsoft.com/office/word/2018/wordml" xmlns:w16du="http://schemas.microsoft.com/office/word/2023/wordml/word16du" xmlns:w16sdtdh="http://schemas.microsoft.com/office/word/2020/wordml/sdtdatahash" xmlns:w16sdtfl="http://schemas.microsoft.com/office/word/2024/wordml/sdtformatlock" xmlns:w16se="http://schemas.microsoft.com/office/word/2015/wordml/symex" xmlns:wpg="http://schemas.microsoft.com/office/word/2010/wordprocessingGroup" xmlns:wpi="http://schemas.microsoft.com/office/word/2010/wordprocessingInk" xmlns:wne="http://schemas.microsoft.com/office/word/2006/wordml" xmlns:wps="http://schemas.microsoft.com/office/word/2010/wordprocessingShape" mc:Ignorable="w14 w15 w16se w16cid w16 w16cex w16sdtdh w16sdtfl w16du wp14">
+<w:document xmlns:wpc="http://schemas.microsoft.com/office/word/2010/wordprocessingCanvas" xmlns:cx="http://schemas.microsoft.com/office/drawing/2014/chartex" xmlns:cx1="http://schemas.microsoft.com/office/drawing/2015/9/8/chartex" xmlns:cx2="http://schemas.microsoft.com/office/drawing/2015/10/21/chartex" xmlns:cx3="http://schemas.microsoft.com/office/drawing/2016/5/9/chartex" xmlns:cx4="http://schemas.microsoft.com/office/drawing/2016/5/10/chartex" xmlns:cx5="http://schemas.microsoft.com/office/drawing/2016/5/11/chartex" xmlns:cx6="http://schemas.microsoft.com/office/drawing/2016/5/12/chartex" xmlns:cx7="http://schemas.microsoft.com/office/drawing/2016/5/13/chartex" xmlns:cx8="http://schemas.microsoft.com/office/drawing/2016/5/14/chartex" xmlns:mc="http://schemas.openxmlformats.org/markup-compatibility/2006" xmlns:aink="http://schemas.microsoft.com/office/drawing/2016/ink" xmlns:am3d="http://schemas.microsoft.com/office/drawing/2017/model3d" xmlns:o="urn:schemas-microsoft-com:office:office" xmlns:oel="http://schemas.microsoft.com/office/2019/extlst" xmlns:r="http://schemas.openxmlformats.org/officeDocument/2006/relationships" xmlns:m="http://schemas.openxmlformats.org/officeDocument/2006/math" xmlns:v="urn:schemas-microsoft-com:vml" xmlns:wp14="http://schemas.microsoft.com/office/word/2010/wordprocessingDrawing" xmlns:wp="http://schemas.openxmlformats.org/drawingml/2006/wordprocessingDrawing" xmlns:w10="urn:schemas-microsoft-com:office:word" xmlns:w="http://schemas.openxmlformats.org/wordprocessingml/2006/main" xmlns:w14="http://schemas.microsoft.com/office/word/2010/wordml" xmlns:w15="http://schemas.microsoft.com/office/word/2012/wordml" xmlns:w16cex="http://schemas.microsoft.com/office/word/2018/wordml/cex" xmlns:w16cid="http://schemas.microsoft.com/office/word/2016/wordml/cid" xmlns:w16="http://schemas.microsoft.com/office/word/2018/wordml" xmlns:w16sdtdh="http://schemas.microsoft.com/office/word/2020/wordml/sdtdatahash" xmlns:w16se="http://schemas.microsoft.com/office/word/2015/wordml/symex" xmlns:wpg="http://schemas.microsoft.com/office/word/2010/wordprocessingGroup" xmlns:wpi="http://schemas.microsoft.com/office/word/2010/wordprocessingInk" xmlns:wne="http://schemas.microsoft.com/office/word/2006/wordml" xmlns:wps="http://schemas.microsoft.com/office/word/2010/wordprocessingShape" mc:Ignorable="w14 w15 w16se w16cid w16 w16cex w16sdtdh wp14">
   <w:body>
     <w:p>
       <w:pPr>
@@ -194,50 +194,42 @@
           <w:rFonts w:ascii="TH SarabunPSK" w:hAnsi="TH SarabunPSK" w:cs="TH SarabunPSK"/>
           <w:cs/>
         </w:rPr>
+        <w:t xml:space="preserve">ระบบ </w:t>
+      </w:r>
+      <w:proofErr w:type="spellStart"/>
+      <w:r>
+        <w:rPr>
+          <w:rFonts w:ascii="TH SarabunPSK" w:hAnsi="TH SarabunPSK" w:cs="TH SarabunPSK"/>
+        </w:rPr>
+        <w:t>FluffyDonate</w:t>
+      </w:r>
+      <w:proofErr w:type="spellEnd"/>
+      <w:r>
+        <w:rPr>
+          <w:rFonts w:ascii="TH SarabunPSK" w:hAnsi="TH SarabunPSK" w:cs="TH SarabunPSK"/>
+        </w:rPr>
+        <w:t xml:space="preserve"> </w:t>
+      </w:r>
+      <w:r>
+        <w:rPr>
+          <w:rFonts w:ascii="TH SarabunPSK" w:hAnsi="TH SarabunPSK" w:cs="TH SarabunPSK"/>
+          <w:cs/>
+        </w:rPr>
+        <w:t>ถูกออกแบบมาเพื่อสนับสนุนผู้สร้างคอนเทนต์ให้สามารถสร้างรายได้จากการสนับสนุนของผู้ติดตาม ด้วยการสร้างแพลตฟอร์มที่เป็นมิตรต่อผู้ใช้ ใช้งานง่าย และมีรูปแบบการใช้งานที่ตอบสนองต่อความต้องการของทั้งผู้สร้างคอนเทนต์และผู้สนับสนุน โดยพิจารณาจากปัจจัยสำคัญ คือ ความต้องการของตลาด ในยุคที่การสร้างสรรค์คอนเทนต์มีความสำคัญ ผู้สร้างคอนเทนต์ต้องการช่องทางในการสร้างรายได้ที่มีประสิทธิภาพ เพื่อสนับสนุนการทำงานและการพัฒนาคอนเทนต์ที่มีคุณภาพ การสนับสนุนทางการเงินผู้ติดตามมักต้องการแสดงความชื่นชมต่อผู้สร้างคอนเทนต์ ผ่านการสนับสนุนทางการเงิน ซึ่งช่วยให้ผู้สร้างสามารถทำงานต่อไปได้ โดยระบบนี้จะทำให้การสนับสนุนเป็นเรื่องง่าย ระบบนี้มีเป้าหมายในการสร้างและรักษาความสัมพันธ์ที่ดีต่อผู้ติดตามช่วยให้เกิดชุมชนที่เข้มแข็งและมีส่วนร่วม ทำให้ผู้สร้างคอนเทนต์รู้สึกได้รับการสนับสนุนจากผู้ติดตามอย่างมีประสิทธิภาพ การเข้าถึงข้อมูล ผู้สร้างคอนเทนต์จะได้รับข้อมูล และ การตอบสนองที่มีค่าในการพัฒนาคอนเทนต์ของตน ซึ่งช่วยให้สามารถปรับปรุงและสร้างสรรค์สิ่งใหม่ๆ และตอบสนองต่อความต้องการของผู้ติดตามด้วยการผสมผสานระหว่างหลักการและเหตุผลเหล่านี้ระบบอย่างแท้จริง</w:t>
+      </w:r>
+      <w:r>
+        <w:rPr>
+          <w:rFonts w:ascii="TH SarabunPSK" w:hAnsi="TH SarabunPSK" w:cs="TH SarabunPSK" w:hint="cs"/>
+          <w:cs/>
+        </w:rPr>
         <w:tab/>
       </w:r>
       <w:r>
         <w:rPr>
-          <w:rFonts w:ascii="TH SarabunPSK" w:hAnsi="TH SarabunPSK" w:cs="TH SarabunPSK"/>
+          <w:rFonts w:ascii="TH SarabunPSK" w:hAnsi="TH SarabunPSK" w:cs="TH SarabunPSK" w:hint="cs"/>
           <w:cs/>
         </w:rPr>
         <w:tab/>
-      </w:r>
-      <w:r>
-        <w:rPr>
-          <w:rFonts w:ascii="TH SarabunPSK" w:hAnsi="TH SarabunPSK" w:cs="TH SarabunPSK"/>
-          <w:color w:val="000000" w:themeColor="text1"/>
-          <w:cs/>
-        </w:rPr>
-        <w:t>ระบบช่วยผู้สร้างคอนเทนต์รับรายได้จากการสนับสนุนของผู้ติดตาม</w:t>
-      </w:r>
-      <w:r>
-        <w:rPr>
-          <w:rFonts w:ascii="TH SarabunPSK" w:hAnsi="TH SarabunPSK" w:cs="TH SarabunPSK" w:hint="cs"/>
-          <w:cs/>
-        </w:rPr>
-        <w:t xml:space="preserve"> </w:t>
-      </w:r>
-      <w:r>
-        <w:rPr>
-          <w:rFonts w:ascii="TH SarabunPSK" w:hAnsi="TH SarabunPSK" w:cs="TH SarabunPSK"/>
-          <w:cs/>
-        </w:rPr>
-        <w:t>ถูกออกแบบมาเพื่อสนับสนุนผู้สร้างคอนเทนต์ให้สามารถสร้างรายได้จากการสนับสนุนของผู้ติดตาม ด้วยการสร้างแพลตฟอร์มที่เป็นมิตรต่อผู้ใช้ ใช้งานง่าย และมีรูปแบบการใช้งานที่ตอบสนองต่อความต้องการของทั้งผู้สร้างคอนเทนต์และผู้สนับสนุน โดยพิจารณาจากปัจจัยสำคัญ คือ ความต้องการของตลาด ในยุคที่การสร้างสรรค์คอนเทนต์มีความสำคัญ ผู้สร้างคอนเทนต์ต้องการช่องทางในการสร้างรายได้ที่มีประสิทธิภาพ เพื่อสนับสนุนการทำงานและการพัฒนาคอนเทนต์ที่มีคุณภาพ</w:t>
-      </w:r>
-      <w:r>
-        <w:rPr>
-          <w:rFonts w:ascii="TH SarabunPSK" w:hAnsi="TH SarabunPSK" w:cs="TH SarabunPSK" w:hint="cs"/>
-          <w:cs/>
-        </w:rPr>
-        <w:t xml:space="preserve"> </w:t>
-      </w:r>
-      <w:r>
-        <w:rPr>
-          <w:rFonts w:ascii="TH SarabunPSK" w:hAnsi="TH SarabunPSK" w:cs="TH SarabunPSK"/>
-          <w:cs/>
-        </w:rPr>
-        <w:t>การสนับสนุนทางการเงินผู้ติดตามมักต้องการแสดงความชื่นชมต่อผู้สร้างคอนเทนต์ ผ่านการสนับสนุนทางการเงิน ซึ่งช่วยให้ผู้สร้างสามารถทำงานต่อไปได้ โดยระบบนี้จะทำให้การสนับสนุนเป็นเรื่องง่าย ระบบนี้มีเป้าหมายในการสร้างและรักษาความสัมพันธ์ที่ดีต่อผู้ติดตามช่วยให้เกิดชุมชนที่เข้มแข็งและมีส่วนร่วม ทำให้ผู้สร้างคอนเทนต์รู้สึกได้รับการสนับสนุนจากผู้ติดตามอย่างมีประสิทธิภาพ การเข้าถึงข้อมูล ผู้สร้างคอนเทนต์จะได้รับข้อมูล และ การตอบสนองที่มีค่าในการพัฒนาคอนเทนต์ของตน ซึ่งช่วยให้สามารถปรับปรุงและสร้างสรรค์สิ่งใหม่ๆ และตอบสนองต่อความต้องการของผู้ติดตามด้วยการผสมผสานระหว่างหลักการและเหตุผลเหล่านี้ระบบอย่างแท้จริง</w:t>
       </w:r>
     </w:p>
     <w:p>
@@ -257,15 +249,8 @@
       </w:pPr>
       <w:r>
         <w:rPr>
-          <w:rFonts w:ascii="TH SarabunPSK" w:hAnsi="TH SarabunPSK" w:cs="TH SarabunPSK" w:hint="cs"/>
-          <w:cs/>
-        </w:rPr>
-        <w:tab/>
-      </w:r>
-      <w:r>
-        <w:rPr>
-          <w:rFonts w:ascii="TH SarabunPSK" w:hAnsi="TH SarabunPSK" w:cs="TH SarabunPSK" w:hint="cs"/>
-          <w:cs/>
+          <w:rFonts w:ascii="TH SarabunPSK" w:hAnsi="TH SarabunPSK" w:cs="TH SarabunPSK"/>
+          <w:spacing w:val="-4"/>
         </w:rPr>
         <w:tab/>
       </w:r>
@@ -287,11 +272,11 @@
       </w:r>
       <w:r>
         <w:rPr>
-          <w:rFonts w:ascii="TH SarabunPSK" w:hAnsi="TH SarabunPSK" w:cs="TH SarabunPSK"/>
+          <w:rFonts w:ascii="TH SarabunPSK" w:hAnsi="TH SarabunPSK" w:cs="TH SarabunPSK" w:hint="cs"/>
           <w:spacing w:val="-4"/>
           <w:cs/>
         </w:rPr>
-        <w:t>จึงได้จัดทำ</w:t>
+        <w:t>ผู้จัดทำจึงได้จัดทำโครงงานการพัฒนา</w:t>
       </w:r>
       <w:r>
         <w:rPr>
@@ -1463,7 +1448,7 @@
         <w:spacing w:line="192" w:lineRule="auto"/>
         <w:ind w:right="-483"/>
         <w:rPr>
-          <w:rFonts w:ascii="TH SarabunPSK" w:hAnsi="TH SarabunPSK" w:cs="TH SarabunPSK" w:hint="cs"/>
+          <w:rFonts w:ascii="TH SarabunPSK" w:hAnsi="TH SarabunPSK" w:cs="TH SarabunPSK"/>
         </w:rPr>
       </w:pPr>
     </w:p>
@@ -2039,7 +2024,7 @@
         <w:spacing w:line="192" w:lineRule="auto"/>
         <w:ind w:left="1219" w:right="-483"/>
         <w:rPr>
-          <w:rFonts w:ascii="TH SarabunPSK" w:hAnsi="TH SarabunPSK" w:cs="TH SarabunPSK" w:hint="cs"/>
+          <w:rFonts w:ascii="TH SarabunPSK" w:hAnsi="TH SarabunPSK" w:cs="TH SarabunPSK"/>
         </w:rPr>
       </w:pPr>
       <w:r>
@@ -2499,7 +2484,21 @@
         <w:rPr>
           <w:rFonts w:ascii="TH SarabunPSK" w:hAnsi="TH SarabunPSK" w:cs="TH SarabunPSK"/>
         </w:rPr>
-        <w:t>Intel Core i5-11400H (2.70 GHz, 12 MB L3 Cache up to 4.50 Ghz)</w:t>
+        <w:t xml:space="preserve">Intel Core i5-11400H (2.70 GHz, 12 MB L3 Cache up to 4.50 </w:t>
+      </w:r>
+      <w:proofErr w:type="spellStart"/>
+      <w:r>
+        <w:rPr>
+          <w:rFonts w:ascii="TH SarabunPSK" w:hAnsi="TH SarabunPSK" w:cs="TH SarabunPSK"/>
+        </w:rPr>
+        <w:t>Ghz</w:t>
+      </w:r>
+      <w:proofErr w:type="spellEnd"/>
+      <w:r>
+        <w:rPr>
+          <w:rFonts w:ascii="TH SarabunPSK" w:hAnsi="TH SarabunPSK" w:cs="TH SarabunPSK"/>
+        </w:rPr>
+        <w:t>)</w:t>
       </w:r>
     </w:p>
     <w:p>
@@ -2794,7 +2793,21 @@
         <w:rPr>
           <w:rFonts w:ascii="TH SarabunPSK" w:hAnsi="TH SarabunPSK" w:cs="TH SarabunPSK"/>
         </w:rPr>
-        <w:t xml:space="preserve">Printer Inkjet Cannon Pixma </w:t>
+        <w:t xml:space="preserve">Printer Inkjet Cannon </w:t>
+      </w:r>
+      <w:proofErr w:type="spellStart"/>
+      <w:r>
+        <w:rPr>
+          <w:rFonts w:ascii="TH SarabunPSK" w:hAnsi="TH SarabunPSK" w:cs="TH SarabunPSK"/>
+        </w:rPr>
+        <w:t>Pixma</w:t>
+      </w:r>
+      <w:proofErr w:type="spellEnd"/>
+      <w:r>
+        <w:rPr>
+          <w:rFonts w:ascii="TH SarabunPSK" w:hAnsi="TH SarabunPSK" w:cs="TH SarabunPSK"/>
+        </w:rPr>
+        <w:t xml:space="preserve"> </w:t>
       </w:r>
       <w:r>
         <w:rPr>
@@ -11032,11 +11045,19 @@
         </w:rPr>
         <w:t xml:space="preserve">และ </w:t>
       </w:r>
-      <w:r>
-        <w:rPr>
-          <w:rFonts w:ascii="TH SarabunPSK" w:hAnsi="TH SarabunPSK" w:cs="TH SarabunPSK"/>
-        </w:rPr>
-        <w:t xml:space="preserve">Trovo </w:t>
+      <w:proofErr w:type="spellStart"/>
+      <w:r>
+        <w:rPr>
+          <w:rFonts w:ascii="TH SarabunPSK" w:hAnsi="TH SarabunPSK" w:cs="TH SarabunPSK"/>
+        </w:rPr>
+        <w:t>Trovo</w:t>
+      </w:r>
+      <w:proofErr w:type="spellEnd"/>
+      <w:r>
+        <w:rPr>
+          <w:rFonts w:ascii="TH SarabunPSK" w:hAnsi="TH SarabunPSK" w:cs="TH SarabunPSK"/>
+        </w:rPr>
+        <w:t xml:space="preserve"> </w:t>
       </w:r>
       <w:r>
         <w:rPr>
@@ -11118,7 +11139,7 @@
 </file>
 
 <file path=word/endnotes.xml><?xml version="1.0" encoding="utf-8"?>
-<w:endnotes xmlns:wpc="http://schemas.microsoft.com/office/word/2010/wordprocessingCanvas" xmlns:cx="http://schemas.microsoft.com/office/drawing/2014/chartex" xmlns:cx1="http://schemas.microsoft.com/office/drawing/2015/9/8/chartex" xmlns:cx2="http://schemas.microsoft.com/office/drawing/2015/10/21/chartex" xmlns:cx3="http://schemas.microsoft.com/office/drawing/2016/5/9/chartex" xmlns:cx4="http://schemas.microsoft.com/office/drawing/2016/5/10/chartex" xmlns:cx5="http://schemas.microsoft.com/office/drawing/2016/5/11/chartex" xmlns:cx6="http://schemas.microsoft.com/office/drawing/2016/5/12/chartex" xmlns:cx7="http://schemas.microsoft.com/office/drawing/2016/5/13/chartex" xmlns:cx8="http://schemas.microsoft.com/office/drawing/2016/5/14/chartex" xmlns:mc="http://schemas.openxmlformats.org/markup-compatibility/2006" xmlns:aink="http://schemas.microsoft.com/office/drawing/2016/ink" xmlns:am3d="http://schemas.microsoft.com/office/drawing/2017/model3d" xmlns:o="urn:schemas-microsoft-com:office:office" xmlns:oel="http://schemas.microsoft.com/office/2019/extlst" xmlns:r="http://schemas.openxmlformats.org/officeDocument/2006/relationships" xmlns:m="http://schemas.openxmlformats.org/officeDocument/2006/math" xmlns:v="urn:schemas-microsoft-com:vml" xmlns:wp14="http://schemas.microsoft.com/office/word/2010/wordprocessingDrawing" xmlns:wp="http://schemas.openxmlformats.org/drawingml/2006/wordprocessingDrawing" xmlns:w10="urn:schemas-microsoft-com:office:word" xmlns:w="http://schemas.openxmlformats.org/wordprocessingml/2006/main" xmlns:w14="http://schemas.microsoft.com/office/word/2010/wordml" xmlns:w15="http://schemas.microsoft.com/office/word/2012/wordml" xmlns:w16cex="http://schemas.microsoft.com/office/word/2018/wordml/cex" xmlns:w16cid="http://schemas.microsoft.com/office/word/2016/wordml/cid" xmlns:w16="http://schemas.microsoft.com/office/word/2018/wordml" xmlns:w16du="http://schemas.microsoft.com/office/word/2023/wordml/word16du" xmlns:w16sdtdh="http://schemas.microsoft.com/office/word/2020/wordml/sdtdatahash" xmlns:w16sdtfl="http://schemas.microsoft.com/office/word/2024/wordml/sdtformatlock" xmlns:w16se="http://schemas.microsoft.com/office/word/2015/wordml/symex" xmlns:wpg="http://schemas.microsoft.com/office/word/2010/wordprocessingGroup" xmlns:wpi="http://schemas.microsoft.com/office/word/2010/wordprocessingInk" xmlns:wne="http://schemas.microsoft.com/office/word/2006/wordml" xmlns:wps="http://schemas.microsoft.com/office/word/2010/wordprocessingShape" mc:Ignorable="w14 w15 w16se w16cid w16 w16cex w16sdtdh w16sdtfl w16du wp14">
+<w:endnotes xmlns:wpc="http://schemas.microsoft.com/office/word/2010/wordprocessingCanvas" xmlns:cx="http://schemas.microsoft.com/office/drawing/2014/chartex" xmlns:cx1="http://schemas.microsoft.com/office/drawing/2015/9/8/chartex" xmlns:cx2="http://schemas.microsoft.com/office/drawing/2015/10/21/chartex" xmlns:cx3="http://schemas.microsoft.com/office/drawing/2016/5/9/chartex" xmlns:cx4="http://schemas.microsoft.com/office/drawing/2016/5/10/chartex" xmlns:cx5="http://schemas.microsoft.com/office/drawing/2016/5/11/chartex" xmlns:cx6="http://schemas.microsoft.com/office/drawing/2016/5/12/chartex" xmlns:cx7="http://schemas.microsoft.com/office/drawing/2016/5/13/chartex" xmlns:cx8="http://schemas.microsoft.com/office/drawing/2016/5/14/chartex" xmlns:mc="http://schemas.openxmlformats.org/markup-compatibility/2006" xmlns:aink="http://schemas.microsoft.com/office/drawing/2016/ink" xmlns:am3d="http://schemas.microsoft.com/office/drawing/2017/model3d" xmlns:o="urn:schemas-microsoft-com:office:office" xmlns:oel="http://schemas.microsoft.com/office/2019/extlst" xmlns:r="http://schemas.openxmlformats.org/officeDocument/2006/relationships" xmlns:m="http://schemas.openxmlformats.org/officeDocument/2006/math" xmlns:v="urn:schemas-microsoft-com:vml" xmlns:wp14="http://schemas.microsoft.com/office/word/2010/wordprocessingDrawing" xmlns:wp="http://schemas.openxmlformats.org/drawingml/2006/wordprocessingDrawing" xmlns:w10="urn:schemas-microsoft-com:office:word" xmlns:w="http://schemas.openxmlformats.org/wordprocessingml/2006/main" xmlns:w14="http://schemas.microsoft.com/office/word/2010/wordml" xmlns:w15="http://schemas.microsoft.com/office/word/2012/wordml" xmlns:w16cex="http://schemas.microsoft.com/office/word/2018/wordml/cex" xmlns:w16cid="http://schemas.microsoft.com/office/word/2016/wordml/cid" xmlns:w16="http://schemas.microsoft.com/office/word/2018/wordml" xmlns:w16sdtdh="http://schemas.microsoft.com/office/word/2020/wordml/sdtdatahash" xmlns:w16se="http://schemas.microsoft.com/office/word/2015/wordml/symex" xmlns:wpg="http://schemas.microsoft.com/office/word/2010/wordprocessingGroup" xmlns:wpi="http://schemas.microsoft.com/office/word/2010/wordprocessingInk" xmlns:wne="http://schemas.microsoft.com/office/word/2006/wordml" xmlns:wps="http://schemas.microsoft.com/office/word/2010/wordprocessingShape" mc:Ignorable="w14 w15 w16se w16cid w16 w16cex w16sdtdh wp14">
   <w:endnote w:type="separator" w:id="-1">
     <w:p>
       <w:pPr>
@@ -11143,7 +11164,7 @@
 </file>
 
 <file path=word/footnotes.xml><?xml version="1.0" encoding="utf-8"?>
-<w:footnotes xmlns:wpc="http://schemas.microsoft.com/office/word/2010/wordprocessingCanvas" xmlns:cx="http://schemas.microsoft.com/office/drawing/2014/chartex" xmlns:cx1="http://schemas.microsoft.com/office/drawing/2015/9/8/chartex" xmlns:cx2="http://schemas.microsoft.com/office/drawing/2015/10/21/chartex" xmlns:cx3="http://schemas.microsoft.com/office/drawing/2016/5/9/chartex" xmlns:cx4="http://schemas.microsoft.com/office/drawing/2016/5/10/chartex" xmlns:cx5="http://schemas.microsoft.com/office/drawing/2016/5/11/chartex" xmlns:cx6="http://schemas.microsoft.com/office/drawing/2016/5/12/chartex" xmlns:cx7="http://schemas.microsoft.com/office/drawing/2016/5/13/chartex" xmlns:cx8="http://schemas.microsoft.com/office/drawing/2016/5/14/chartex" xmlns:mc="http://schemas.openxmlformats.org/markup-compatibility/2006" xmlns:aink="http://schemas.microsoft.com/office/drawing/2016/ink" xmlns:am3d="http://schemas.microsoft.com/office/drawing/2017/model3d" xmlns:o="urn:schemas-microsoft-com:office:office" xmlns:oel="http://schemas.microsoft.com/office/2019/extlst" xmlns:r="http://schemas.openxmlformats.org/officeDocument/2006/relationships" xmlns:m="http://schemas.openxmlformats.org/officeDocument/2006/math" xmlns:v="urn:schemas-microsoft-com:vml" xmlns:wp14="http://schemas.microsoft.com/office/word/2010/wordprocessingDrawing" xmlns:wp="http://schemas.openxmlformats.org/drawingml/2006/wordprocessingDrawing" xmlns:w10="urn:schemas-microsoft-com:office:word" xmlns:w="http://schemas.openxmlformats.org/wordprocessingml/2006/main" xmlns:w14="http://schemas.microsoft.com/office/word/2010/wordml" xmlns:w15="http://schemas.microsoft.com/office/word/2012/wordml" xmlns:w16cex="http://schemas.microsoft.com/office/word/2018/wordml/cex" xmlns:w16cid="http://schemas.microsoft.com/office/word/2016/wordml/cid" xmlns:w16="http://schemas.microsoft.com/office/word/2018/wordml" xmlns:w16du="http://schemas.microsoft.com/office/word/2023/wordml/word16du" xmlns:w16sdtdh="http://schemas.microsoft.com/office/word/2020/wordml/sdtdatahash" xmlns:w16sdtfl="http://schemas.microsoft.com/office/word/2024/wordml/sdtformatlock" xmlns:w16se="http://schemas.microsoft.com/office/word/2015/wordml/symex" xmlns:wpg="http://schemas.microsoft.com/office/word/2010/wordprocessingGroup" xmlns:wpi="http://schemas.microsoft.com/office/word/2010/wordprocessingInk" xmlns:wne="http://schemas.microsoft.com/office/word/2006/wordml" xmlns:wps="http://schemas.microsoft.com/office/word/2010/wordprocessingShape" mc:Ignorable="w14 w15 w16se w16cid w16 w16cex w16sdtdh w16sdtfl w16du wp14">
+<w:footnotes xmlns:wpc="http://schemas.microsoft.com/office/word/2010/wordprocessingCanvas" xmlns:cx="http://schemas.microsoft.com/office/drawing/2014/chartex" xmlns:cx1="http://schemas.microsoft.com/office/drawing/2015/9/8/chartex" xmlns:cx2="http://schemas.microsoft.com/office/drawing/2015/10/21/chartex" xmlns:cx3="http://schemas.microsoft.com/office/drawing/2016/5/9/chartex" xmlns:cx4="http://schemas.microsoft.com/office/drawing/2016/5/10/chartex" xmlns:cx5="http://schemas.microsoft.com/office/drawing/2016/5/11/chartex" xmlns:cx6="http://schemas.microsoft.com/office/drawing/2016/5/12/chartex" xmlns:cx7="http://schemas.microsoft.com/office/drawing/2016/5/13/chartex" xmlns:cx8="http://schemas.microsoft.com/office/drawing/2016/5/14/chartex" xmlns:mc="http://schemas.openxmlformats.org/markup-compatibility/2006" xmlns:aink="http://schemas.microsoft.com/office/drawing/2016/ink" xmlns:am3d="http://schemas.microsoft.com/office/drawing/2017/model3d" xmlns:o="urn:schemas-microsoft-com:office:office" xmlns:oel="http://schemas.microsoft.com/office/2019/extlst" xmlns:r="http://schemas.openxmlformats.org/officeDocument/2006/relationships" xmlns:m="http://schemas.openxmlformats.org/officeDocument/2006/math" xmlns:v="urn:schemas-microsoft-com:vml" xmlns:wp14="http://schemas.microsoft.com/office/word/2010/wordprocessingDrawing" xmlns:wp="http://schemas.openxmlformats.org/drawingml/2006/wordprocessingDrawing" xmlns:w10="urn:schemas-microsoft-com:office:word" xmlns:w="http://schemas.openxmlformats.org/wordprocessingml/2006/main" xmlns:w14="http://schemas.microsoft.com/office/word/2010/wordml" xmlns:w15="http://schemas.microsoft.com/office/word/2012/wordml" xmlns:w16cex="http://schemas.microsoft.com/office/word/2018/wordml/cex" xmlns:w16cid="http://schemas.microsoft.com/office/word/2016/wordml/cid" xmlns:w16="http://schemas.microsoft.com/office/word/2018/wordml" xmlns:w16sdtdh="http://schemas.microsoft.com/office/word/2020/wordml/sdtdatahash" xmlns:w16se="http://schemas.microsoft.com/office/word/2015/wordml/symex" xmlns:wpg="http://schemas.microsoft.com/office/word/2010/wordprocessingGroup" xmlns:wpi="http://schemas.microsoft.com/office/word/2010/wordprocessingInk" xmlns:wne="http://schemas.microsoft.com/office/word/2006/wordml" xmlns:wps="http://schemas.microsoft.com/office/word/2010/wordprocessingShape" mc:Ignorable="w14 w15 w16se w16cid w16 w16cex w16sdtdh wp14">
   <w:footnote w:type="separator" w:id="-1">
     <w:p>
       <w:pPr>
@@ -11168,7 +11189,7 @@
 </file>
 
 <file path=word/header1.xml><?xml version="1.0" encoding="utf-8"?>
-<w:hdr xmlns:wpc="http://schemas.microsoft.com/office/word/2010/wordprocessingCanvas" xmlns:cx="http://schemas.microsoft.com/office/drawing/2014/chartex" xmlns:cx1="http://schemas.microsoft.com/office/drawing/2015/9/8/chartex" xmlns:cx2="http://schemas.microsoft.com/office/drawing/2015/10/21/chartex" xmlns:cx3="http://schemas.microsoft.com/office/drawing/2016/5/9/chartex" xmlns:cx4="http://schemas.microsoft.com/office/drawing/2016/5/10/chartex" xmlns:cx5="http://schemas.microsoft.com/office/drawing/2016/5/11/chartex" xmlns:cx6="http://schemas.microsoft.com/office/drawing/2016/5/12/chartex" xmlns:cx7="http://schemas.microsoft.com/office/drawing/2016/5/13/chartex" xmlns:cx8="http://schemas.microsoft.com/office/drawing/2016/5/14/chartex" xmlns:mc="http://schemas.openxmlformats.org/markup-compatibility/2006" xmlns:aink="http://schemas.microsoft.com/office/drawing/2016/ink" xmlns:am3d="http://schemas.microsoft.com/office/drawing/2017/model3d" xmlns:o="urn:schemas-microsoft-com:office:office" xmlns:oel="http://schemas.microsoft.com/office/2019/extlst" xmlns:r="http://schemas.openxmlformats.org/officeDocument/2006/relationships" xmlns:m="http://schemas.openxmlformats.org/officeDocument/2006/math" xmlns:v="urn:schemas-microsoft-com:vml" xmlns:wp14="http://schemas.microsoft.com/office/word/2010/wordprocessingDrawing" xmlns:wp="http://schemas.openxmlformats.org/drawingml/2006/wordprocessingDrawing" xmlns:w10="urn:schemas-microsoft-com:office:word" xmlns:w="http://schemas.openxmlformats.org/wordprocessingml/2006/main" xmlns:w14="http://schemas.microsoft.com/office/word/2010/wordml" xmlns:w15="http://schemas.microsoft.com/office/word/2012/wordml" xmlns:w16cex="http://schemas.microsoft.com/office/word/2018/wordml/cex" xmlns:w16cid="http://schemas.microsoft.com/office/word/2016/wordml/cid" xmlns:w16="http://schemas.microsoft.com/office/word/2018/wordml" xmlns:w16du="http://schemas.microsoft.com/office/word/2023/wordml/word16du" xmlns:w16sdtdh="http://schemas.microsoft.com/office/word/2020/wordml/sdtdatahash" xmlns:w16sdtfl="http://schemas.microsoft.com/office/word/2024/wordml/sdtformatlock" xmlns:w16se="http://schemas.microsoft.com/office/word/2015/wordml/symex" xmlns:wpg="http://schemas.microsoft.com/office/word/2010/wordprocessingGroup" xmlns:wpi="http://schemas.microsoft.com/office/word/2010/wordprocessingInk" xmlns:wne="http://schemas.microsoft.com/office/word/2006/wordml" xmlns:wps="http://schemas.microsoft.com/office/word/2010/wordprocessingShape" mc:Ignorable="w14 w15 w16se w16cid w16 w16cex w16sdtdh w16sdtfl w16du wp14">
+<w:hdr xmlns:wpc="http://schemas.microsoft.com/office/word/2010/wordprocessingCanvas" xmlns:cx="http://schemas.microsoft.com/office/drawing/2014/chartex" xmlns:cx1="http://schemas.microsoft.com/office/drawing/2015/9/8/chartex" xmlns:cx2="http://schemas.microsoft.com/office/drawing/2015/10/21/chartex" xmlns:cx3="http://schemas.microsoft.com/office/drawing/2016/5/9/chartex" xmlns:cx4="http://schemas.microsoft.com/office/drawing/2016/5/10/chartex" xmlns:cx5="http://schemas.microsoft.com/office/drawing/2016/5/11/chartex" xmlns:cx6="http://schemas.microsoft.com/office/drawing/2016/5/12/chartex" xmlns:cx7="http://schemas.microsoft.com/office/drawing/2016/5/13/chartex" xmlns:cx8="http://schemas.microsoft.com/office/drawing/2016/5/14/chartex" xmlns:mc="http://schemas.openxmlformats.org/markup-compatibility/2006" xmlns:aink="http://schemas.microsoft.com/office/drawing/2016/ink" xmlns:am3d="http://schemas.microsoft.com/office/drawing/2017/model3d" xmlns:o="urn:schemas-microsoft-com:office:office" xmlns:oel="http://schemas.microsoft.com/office/2019/extlst" xmlns:r="http://schemas.openxmlformats.org/officeDocument/2006/relationships" xmlns:m="http://schemas.openxmlformats.org/officeDocument/2006/math" xmlns:v="urn:schemas-microsoft-com:vml" xmlns:wp14="http://schemas.microsoft.com/office/word/2010/wordprocessingDrawing" xmlns:wp="http://schemas.openxmlformats.org/drawingml/2006/wordprocessingDrawing" xmlns:w10="urn:schemas-microsoft-com:office:word" xmlns:w="http://schemas.openxmlformats.org/wordprocessingml/2006/main" xmlns:w14="http://schemas.microsoft.com/office/word/2010/wordml" xmlns:w15="http://schemas.microsoft.com/office/word/2012/wordml" xmlns:w16cex="http://schemas.microsoft.com/office/word/2018/wordml/cex" xmlns:w16cid="http://schemas.microsoft.com/office/word/2016/wordml/cid" xmlns:w16="http://schemas.microsoft.com/office/word/2018/wordml" xmlns:w16sdtdh="http://schemas.microsoft.com/office/word/2020/wordml/sdtdatahash" xmlns:w16se="http://schemas.microsoft.com/office/word/2015/wordml/symex" xmlns:wpg="http://schemas.microsoft.com/office/word/2010/wordprocessingGroup" xmlns:wpi="http://schemas.microsoft.com/office/word/2010/wordprocessingInk" xmlns:wne="http://schemas.microsoft.com/office/word/2006/wordml" xmlns:wps="http://schemas.microsoft.com/office/word/2010/wordprocessingShape" mc:Ignorable="w14 w15 w16se w16cid w16 w16cex w16sdtdh wp14">
   <w:sdt>
     <w:sdtPr>
       <w:rPr>
@@ -11246,7 +11267,7 @@
 </file>
 
 <file path=word/header2.xml><?xml version="1.0" encoding="utf-8"?>
-<w:hdr xmlns:wpc="http://schemas.microsoft.com/office/word/2010/wordprocessingCanvas" xmlns:cx="http://schemas.microsoft.com/office/drawing/2014/chartex" xmlns:cx1="http://schemas.microsoft.com/office/drawing/2015/9/8/chartex" xmlns:cx2="http://schemas.microsoft.com/office/drawing/2015/10/21/chartex" xmlns:cx3="http://schemas.microsoft.com/office/drawing/2016/5/9/chartex" xmlns:cx4="http://schemas.microsoft.com/office/drawing/2016/5/10/chartex" xmlns:cx5="http://schemas.microsoft.com/office/drawing/2016/5/11/chartex" xmlns:cx6="http://schemas.microsoft.com/office/drawing/2016/5/12/chartex" xmlns:cx7="http://schemas.microsoft.com/office/drawing/2016/5/13/chartex" xmlns:cx8="http://schemas.microsoft.com/office/drawing/2016/5/14/chartex" xmlns:mc="http://schemas.openxmlformats.org/markup-compatibility/2006" xmlns:aink="http://schemas.microsoft.com/office/drawing/2016/ink" xmlns:am3d="http://schemas.microsoft.com/office/drawing/2017/model3d" xmlns:o="urn:schemas-microsoft-com:office:office" xmlns:oel="http://schemas.microsoft.com/office/2019/extlst" xmlns:r="http://schemas.openxmlformats.org/officeDocument/2006/relationships" xmlns:m="http://schemas.openxmlformats.org/officeDocument/2006/math" xmlns:v="urn:schemas-microsoft-com:vml" xmlns:wp14="http://schemas.microsoft.com/office/word/2010/wordprocessingDrawing" xmlns:wp="http://schemas.openxmlformats.org/drawingml/2006/wordprocessingDrawing" xmlns:w10="urn:schemas-microsoft-com:office:word" xmlns:w="http://schemas.openxmlformats.org/wordprocessingml/2006/main" xmlns:w14="http://schemas.microsoft.com/office/word/2010/wordml" xmlns:w15="http://schemas.microsoft.com/office/word/2012/wordml" xmlns:w16cex="http://schemas.microsoft.com/office/word/2018/wordml/cex" xmlns:w16cid="http://schemas.microsoft.com/office/word/2016/wordml/cid" xmlns:w16="http://schemas.microsoft.com/office/word/2018/wordml" xmlns:w16du="http://schemas.microsoft.com/office/word/2023/wordml/word16du" xmlns:w16sdtdh="http://schemas.microsoft.com/office/word/2020/wordml/sdtdatahash" xmlns:w16sdtfl="http://schemas.microsoft.com/office/word/2024/wordml/sdtformatlock" xmlns:w16se="http://schemas.microsoft.com/office/word/2015/wordml/symex" xmlns:wpg="http://schemas.microsoft.com/office/word/2010/wordprocessingGroup" xmlns:wpi="http://schemas.microsoft.com/office/word/2010/wordprocessingInk" xmlns:wne="http://schemas.microsoft.com/office/word/2006/wordml" xmlns:wps="http://schemas.microsoft.com/office/word/2010/wordprocessingShape" mc:Ignorable="w14 w15 w16se w16cid w16 w16cex w16sdtdh w16sdtfl w16du wp14">
+<w:hdr xmlns:wpc="http://schemas.microsoft.com/office/word/2010/wordprocessingCanvas" xmlns:cx="http://schemas.microsoft.com/office/drawing/2014/chartex" xmlns:cx1="http://schemas.microsoft.com/office/drawing/2015/9/8/chartex" xmlns:cx2="http://schemas.microsoft.com/office/drawing/2015/10/21/chartex" xmlns:cx3="http://schemas.microsoft.com/office/drawing/2016/5/9/chartex" xmlns:cx4="http://schemas.microsoft.com/office/drawing/2016/5/10/chartex" xmlns:cx5="http://schemas.microsoft.com/office/drawing/2016/5/11/chartex" xmlns:cx6="http://schemas.microsoft.com/office/drawing/2016/5/12/chartex" xmlns:cx7="http://schemas.microsoft.com/office/drawing/2016/5/13/chartex" xmlns:cx8="http://schemas.microsoft.com/office/drawing/2016/5/14/chartex" xmlns:mc="http://schemas.openxmlformats.org/markup-compatibility/2006" xmlns:aink="http://schemas.microsoft.com/office/drawing/2016/ink" xmlns:am3d="http://schemas.microsoft.com/office/drawing/2017/model3d" xmlns:o="urn:schemas-microsoft-com:office:office" xmlns:oel="http://schemas.microsoft.com/office/2019/extlst" xmlns:r="http://schemas.openxmlformats.org/officeDocument/2006/relationships" xmlns:m="http://schemas.openxmlformats.org/officeDocument/2006/math" xmlns:v="urn:schemas-microsoft-com:vml" xmlns:wp14="http://schemas.microsoft.com/office/word/2010/wordprocessingDrawing" xmlns:wp="http://schemas.openxmlformats.org/drawingml/2006/wordprocessingDrawing" xmlns:w10="urn:schemas-microsoft-com:office:word" xmlns:w="http://schemas.openxmlformats.org/wordprocessingml/2006/main" xmlns:w14="http://schemas.microsoft.com/office/word/2010/wordml" xmlns:w15="http://schemas.microsoft.com/office/word/2012/wordml" xmlns:w16cex="http://schemas.microsoft.com/office/word/2018/wordml/cex" xmlns:w16cid="http://schemas.microsoft.com/office/word/2016/wordml/cid" xmlns:w16="http://schemas.microsoft.com/office/word/2018/wordml" xmlns:w16sdtdh="http://schemas.microsoft.com/office/word/2020/wordml/sdtdatahash" xmlns:w16se="http://schemas.microsoft.com/office/word/2015/wordml/symex" xmlns:wpg="http://schemas.microsoft.com/office/word/2010/wordprocessingGroup" xmlns:wpi="http://schemas.microsoft.com/office/word/2010/wordprocessingInk" xmlns:wne="http://schemas.microsoft.com/office/word/2006/wordml" xmlns:wps="http://schemas.microsoft.com/office/word/2010/wordprocessingShape" mc:Ignorable="w14 w15 w16se w16cid w16 w16cex w16sdtdh wp14">
   <w:sdt>
     <w:sdtPr>
       <w:id w:val="-77591761"/>
@@ -11326,7 +11347,7 @@
 </file>
 
 <file path=word/header3.xml><?xml version="1.0" encoding="utf-8"?>
-<w:hdr xmlns:wpc="http://schemas.microsoft.com/office/word/2010/wordprocessingCanvas" xmlns:cx="http://schemas.microsoft.com/office/drawing/2014/chartex" xmlns:cx1="http://schemas.microsoft.com/office/drawing/2015/9/8/chartex" xmlns:cx2="http://schemas.microsoft.com/office/drawing/2015/10/21/chartex" xmlns:cx3="http://schemas.microsoft.com/office/drawing/2016/5/9/chartex" xmlns:cx4="http://schemas.microsoft.com/office/drawing/2016/5/10/chartex" xmlns:cx5="http://schemas.microsoft.com/office/drawing/2016/5/11/chartex" xmlns:cx6="http://schemas.microsoft.com/office/drawing/2016/5/12/chartex" xmlns:cx7="http://schemas.microsoft.com/office/drawing/2016/5/13/chartex" xmlns:cx8="http://schemas.microsoft.com/office/drawing/2016/5/14/chartex" xmlns:mc="http://schemas.openxmlformats.org/markup-compatibility/2006" xmlns:aink="http://schemas.microsoft.com/office/drawing/2016/ink" xmlns:am3d="http://schemas.microsoft.com/office/drawing/2017/model3d" xmlns:o="urn:schemas-microsoft-com:office:office" xmlns:oel="http://schemas.microsoft.com/office/2019/extlst" xmlns:r="http://schemas.openxmlformats.org/officeDocument/2006/relationships" xmlns:m="http://schemas.openxmlformats.org/officeDocument/2006/math" xmlns:v="urn:schemas-microsoft-com:vml" xmlns:wp14="http://schemas.microsoft.com/office/word/2010/wordprocessingDrawing" xmlns:wp="http://schemas.openxmlformats.org/drawingml/2006/wordprocessingDrawing" xmlns:w10="urn:schemas-microsoft-com:office:word" xmlns:w="http://schemas.openxmlformats.org/wordprocessingml/2006/main" xmlns:w14="http://schemas.microsoft.com/office/word/2010/wordml" xmlns:w15="http://schemas.microsoft.com/office/word/2012/wordml" xmlns:w16cex="http://schemas.microsoft.com/office/word/2018/wordml/cex" xmlns:w16cid="http://schemas.microsoft.com/office/word/2016/wordml/cid" xmlns:w16="http://schemas.microsoft.com/office/word/2018/wordml" xmlns:w16du="http://schemas.microsoft.com/office/word/2023/wordml/word16du" xmlns:w16sdtdh="http://schemas.microsoft.com/office/word/2020/wordml/sdtdatahash" xmlns:w16sdtfl="http://schemas.microsoft.com/office/word/2024/wordml/sdtformatlock" xmlns:w16se="http://schemas.microsoft.com/office/word/2015/wordml/symex" xmlns:wpg="http://schemas.microsoft.com/office/word/2010/wordprocessingGroup" xmlns:wpi="http://schemas.microsoft.com/office/word/2010/wordprocessingInk" xmlns:wne="http://schemas.microsoft.com/office/word/2006/wordml" xmlns:wps="http://schemas.microsoft.com/office/word/2010/wordprocessingShape" mc:Ignorable="w14 w15 w16se w16cid w16 w16cex w16sdtdh w16sdtfl w16du wp14">
+<w:hdr xmlns:wpc="http://schemas.microsoft.com/office/word/2010/wordprocessingCanvas" xmlns:cx="http://schemas.microsoft.com/office/drawing/2014/chartex" xmlns:cx1="http://schemas.microsoft.com/office/drawing/2015/9/8/chartex" xmlns:cx2="http://schemas.microsoft.com/office/drawing/2015/10/21/chartex" xmlns:cx3="http://schemas.microsoft.com/office/drawing/2016/5/9/chartex" xmlns:cx4="http://schemas.microsoft.com/office/drawing/2016/5/10/chartex" xmlns:cx5="http://schemas.microsoft.com/office/drawing/2016/5/11/chartex" xmlns:cx6="http://schemas.microsoft.com/office/drawing/2016/5/12/chartex" xmlns:cx7="http://schemas.microsoft.com/office/drawing/2016/5/13/chartex" xmlns:cx8="http://schemas.microsoft.com/office/drawing/2016/5/14/chartex" xmlns:mc="http://schemas.openxmlformats.org/markup-compatibility/2006" xmlns:aink="http://schemas.microsoft.com/office/drawing/2016/ink" xmlns:am3d="http://schemas.microsoft.com/office/drawing/2017/model3d" xmlns:o="urn:schemas-microsoft-com:office:office" xmlns:oel="http://schemas.microsoft.com/office/2019/extlst" xmlns:r="http://schemas.openxmlformats.org/officeDocument/2006/relationships" xmlns:m="http://schemas.openxmlformats.org/officeDocument/2006/math" xmlns:v="urn:schemas-microsoft-com:vml" xmlns:wp14="http://schemas.microsoft.com/office/word/2010/wordprocessingDrawing" xmlns:wp="http://schemas.openxmlformats.org/drawingml/2006/wordprocessingDrawing" xmlns:w10="urn:schemas-microsoft-com:office:word" xmlns:w="http://schemas.openxmlformats.org/wordprocessingml/2006/main" xmlns:w14="http://schemas.microsoft.com/office/word/2010/wordml" xmlns:w15="http://schemas.microsoft.com/office/word/2012/wordml" xmlns:w16cex="http://schemas.microsoft.com/office/word/2018/wordml/cex" xmlns:w16cid="http://schemas.microsoft.com/office/word/2016/wordml/cid" xmlns:w16="http://schemas.microsoft.com/office/word/2018/wordml" xmlns:w16sdtdh="http://schemas.microsoft.com/office/word/2020/wordml/sdtdatahash" xmlns:w16se="http://schemas.microsoft.com/office/word/2015/wordml/symex" xmlns:wpg="http://schemas.microsoft.com/office/word/2010/wordprocessingGroup" xmlns:wpi="http://schemas.microsoft.com/office/word/2010/wordprocessingInk" xmlns:wne="http://schemas.microsoft.com/office/word/2006/wordml" xmlns:wps="http://schemas.microsoft.com/office/word/2010/wordprocessingShape" mc:Ignorable="w14 w15 w16se w16cid w16 w16cex w16sdtdh wp14">
   <w:p>
     <w:pPr>
       <w:pStyle w:val="Header"/>
@@ -11347,7 +11368,7 @@
 </file>
 
 <file path=word/numbering.xml><?xml version="1.0" encoding="utf-8"?>
-<w:numbering xmlns:wpc="http://schemas.microsoft.com/office/word/2010/wordprocessingCanvas" xmlns:cx="http://schemas.microsoft.com/office/drawing/2014/chartex" xmlns:cx1="http://schemas.microsoft.com/office/drawing/2015/9/8/chartex" xmlns:cx2="http://schemas.microsoft.com/office/drawing/2015/10/21/chartex" xmlns:cx3="http://schemas.microsoft.com/office/drawing/2016/5/9/chartex" xmlns:cx4="http://schemas.microsoft.com/office/drawing/2016/5/10/chartex" xmlns:cx5="http://schemas.microsoft.com/office/drawing/2016/5/11/chartex" xmlns:cx6="http://schemas.microsoft.com/office/drawing/2016/5/12/chartex" xmlns:cx7="http://schemas.microsoft.com/office/drawing/2016/5/13/chartex" xmlns:cx8="http://schemas.microsoft.com/office/drawing/2016/5/14/chartex" xmlns:mc="http://schemas.openxmlformats.org/markup-compatibility/2006" xmlns:aink="http://schemas.microsoft.com/office/drawing/2016/ink" xmlns:am3d="http://schemas.microsoft.com/office/drawing/2017/model3d" xmlns:o="urn:schemas-microsoft-com:office:office" xmlns:oel="http://schemas.microsoft.com/office/2019/extlst" xmlns:r="http://schemas.openxmlformats.org/officeDocument/2006/relationships" xmlns:m="http://schemas.openxmlformats.org/officeDocument/2006/math" xmlns:v="urn:schemas-microsoft-com:vml" xmlns:wp14="http://schemas.microsoft.com/office/word/2010/wordprocessingDrawing" xmlns:wp="http://schemas.openxmlformats.org/drawingml/2006/wordprocessingDrawing" xmlns:w10="urn:schemas-microsoft-com:office:word" xmlns:w="http://schemas.openxmlformats.org/wordprocessingml/2006/main" xmlns:w14="http://schemas.microsoft.com/office/word/2010/wordml" xmlns:w15="http://schemas.microsoft.com/office/word/2012/wordml" xmlns:w16cex="http://schemas.microsoft.com/office/word/2018/wordml/cex" xmlns:w16cid="http://schemas.microsoft.com/office/word/2016/wordml/cid" xmlns:w16="http://schemas.microsoft.com/office/word/2018/wordml" xmlns:w16du="http://schemas.microsoft.com/office/word/2023/wordml/word16du" xmlns:w16sdtdh="http://schemas.microsoft.com/office/word/2020/wordml/sdtdatahash" xmlns:w16sdtfl="http://schemas.microsoft.com/office/word/2024/wordml/sdtformatlock" xmlns:w16se="http://schemas.microsoft.com/office/word/2015/wordml/symex" xmlns:wpg="http://schemas.microsoft.com/office/word/2010/wordprocessingGroup" xmlns:wpi="http://schemas.microsoft.com/office/word/2010/wordprocessingInk" xmlns:wne="http://schemas.microsoft.com/office/word/2006/wordml" xmlns:wps="http://schemas.microsoft.com/office/word/2010/wordprocessingShape" mc:Ignorable="w14 w15 w16se w16cid w16 w16cex w16sdtdh w16sdtfl w16du wp14">
+<w:numbering xmlns:wpc="http://schemas.microsoft.com/office/word/2010/wordprocessingCanvas" xmlns:cx="http://schemas.microsoft.com/office/drawing/2014/chartex" xmlns:cx1="http://schemas.microsoft.com/office/drawing/2015/9/8/chartex" xmlns:cx2="http://schemas.microsoft.com/office/drawing/2015/10/21/chartex" xmlns:cx3="http://schemas.microsoft.com/office/drawing/2016/5/9/chartex" xmlns:cx4="http://schemas.microsoft.com/office/drawing/2016/5/10/chartex" xmlns:cx5="http://schemas.microsoft.com/office/drawing/2016/5/11/chartex" xmlns:cx6="http://schemas.microsoft.com/office/drawing/2016/5/12/chartex" xmlns:cx7="http://schemas.microsoft.com/office/drawing/2016/5/13/chartex" xmlns:cx8="http://schemas.microsoft.com/office/drawing/2016/5/14/chartex" xmlns:mc="http://schemas.openxmlformats.org/markup-compatibility/2006" xmlns:aink="http://schemas.microsoft.com/office/drawing/2016/ink" xmlns:am3d="http://schemas.microsoft.com/office/drawing/2017/model3d" xmlns:o="urn:schemas-microsoft-com:office:office" xmlns:oel="http://schemas.microsoft.com/office/2019/extlst" xmlns:r="http://schemas.openxmlformats.org/officeDocument/2006/relationships" xmlns:m="http://schemas.openxmlformats.org/officeDocument/2006/math" xmlns:v="urn:schemas-microsoft-com:vml" xmlns:wp14="http://schemas.microsoft.com/office/word/2010/wordprocessingDrawing" xmlns:wp="http://schemas.openxmlformats.org/drawingml/2006/wordprocessingDrawing" xmlns:w10="urn:schemas-microsoft-com:office:word" xmlns:w="http://schemas.openxmlformats.org/wordprocessingml/2006/main" xmlns:w14="http://schemas.microsoft.com/office/word/2010/wordml" xmlns:w15="http://schemas.microsoft.com/office/word/2012/wordml" xmlns:w16cex="http://schemas.microsoft.com/office/word/2018/wordml/cex" xmlns:w16cid="http://schemas.microsoft.com/office/word/2016/wordml/cid" xmlns:w16="http://schemas.microsoft.com/office/word/2018/wordml" xmlns:w16sdtdh="http://schemas.microsoft.com/office/word/2020/wordml/sdtdatahash" xmlns:w16se="http://schemas.microsoft.com/office/word/2015/wordml/symex" xmlns:wpg="http://schemas.microsoft.com/office/word/2010/wordprocessingGroup" xmlns:wpi="http://schemas.microsoft.com/office/word/2010/wordprocessingInk" xmlns:wne="http://schemas.microsoft.com/office/word/2006/wordml" xmlns:wps="http://schemas.microsoft.com/office/word/2010/wordprocessingShape" mc:Ignorable="w14 w15 w16se w16cid w16 w16cex w16sdtdh wp14">
   <w:abstractNum w:abstractNumId="0" w15:restartNumberingAfterBreak="0">
     <w:nsid w:val="2A826B2B"/>
     <w:multiLevelType w:val="hybridMultilevel"/>
@@ -11928,7 +11949,7 @@
 </file>
 
 <file path=word/styles.xml><?xml version="1.0" encoding="utf-8"?>
-<w:styles xmlns:mc="http://schemas.openxmlformats.org/markup-compatibility/2006" xmlns:r="http://schemas.openxmlformats.org/officeDocument/2006/relationships" xmlns:w="http://schemas.openxmlformats.org/wordprocessingml/2006/main" xmlns:w14="http://schemas.microsoft.com/office/word/2010/wordml" xmlns:w15="http://schemas.microsoft.com/office/word/2012/wordml" xmlns:w16cex="http://schemas.microsoft.com/office/word/2018/wordml/cex" xmlns:w16cid="http://schemas.microsoft.com/office/word/2016/wordml/cid" xmlns:w16="http://schemas.microsoft.com/office/word/2018/wordml" xmlns:w16du="http://schemas.microsoft.com/office/word/2023/wordml/word16du" xmlns:w16sdtdh="http://schemas.microsoft.com/office/word/2020/wordml/sdtdatahash" xmlns:w16sdtfl="http://schemas.microsoft.com/office/word/2024/wordml/sdtformatlock" xmlns:w16se="http://schemas.microsoft.com/office/word/2015/wordml/symex" mc:Ignorable="w14 w15 w16se w16cid w16 w16cex w16sdtdh w16sdtfl w16du">
+<w:styles xmlns:mc="http://schemas.openxmlformats.org/markup-compatibility/2006" xmlns:r="http://schemas.openxmlformats.org/officeDocument/2006/relationships" xmlns:w="http://schemas.openxmlformats.org/wordprocessingml/2006/main" xmlns:w14="http://schemas.microsoft.com/office/word/2010/wordml" xmlns:w15="http://schemas.microsoft.com/office/word/2012/wordml" xmlns:w16cex="http://schemas.microsoft.com/office/word/2018/wordml/cex" xmlns:w16cid="http://schemas.microsoft.com/office/word/2016/wordml/cid" xmlns:w16="http://schemas.microsoft.com/office/word/2018/wordml" xmlns:w16sdtdh="http://schemas.microsoft.com/office/word/2020/wordml/sdtdatahash" xmlns:w16se="http://schemas.microsoft.com/office/word/2015/wordml/symex" mc:Ignorable="w14 w15 w16se w16cid w16 w16cex w16sdtdh">
   <w:docDefaults>
     <w:rPrDefault>
       <w:rPr>

--- a/_Documects/end/บทที่-1.docx
+++ b/_Documects/end/บทที่-1.docx
@@ -196,19 +196,11 @@
         </w:rPr>
         <w:t xml:space="preserve">ระบบ </w:t>
       </w:r>
-      <w:proofErr w:type="spellStart"/>
-      <w:r>
-        <w:rPr>
-          <w:rFonts w:ascii="TH SarabunPSK" w:hAnsi="TH SarabunPSK" w:cs="TH SarabunPSK"/>
-        </w:rPr>
-        <w:t>FluffyDonate</w:t>
-      </w:r>
-      <w:proofErr w:type="spellEnd"/>
-      <w:r>
-        <w:rPr>
-          <w:rFonts w:ascii="TH SarabunPSK" w:hAnsi="TH SarabunPSK" w:cs="TH SarabunPSK"/>
-        </w:rPr>
-        <w:t xml:space="preserve"> </w:t>
+      <w:r>
+        <w:rPr>
+          <w:rFonts w:ascii="TH SarabunPSK" w:hAnsi="TH SarabunPSK" w:cs="TH SarabunPSK"/>
+        </w:rPr>
+        <w:t xml:space="preserve">FluffyDonate </w:t>
       </w:r>
       <w:r>
         <w:rPr>
@@ -1166,7 +1158,7 @@
         <w:rPr>
           <w:rFonts w:ascii="TH SarabunPSK" w:hAnsi="TH SarabunPSK" w:cs="TH SarabunPSK"/>
         </w:rPr>
-        <w:t>1).</w:t>
+        <w:t>1)</w:t>
       </w:r>
       <w:r>
         <w:rPr>
@@ -1213,7 +1205,7 @@
         <w:rPr>
           <w:rFonts w:ascii="TH SarabunPSK" w:hAnsi="TH SarabunPSK" w:cs="TH SarabunPSK"/>
         </w:rPr>
-        <w:t>).</w:t>
+        <w:t>)</w:t>
       </w:r>
       <w:r>
         <w:rPr>
@@ -1261,7 +1253,7 @@
         <w:rPr>
           <w:rFonts w:ascii="TH SarabunPSK" w:hAnsi="TH SarabunPSK" w:cs="TH SarabunPSK"/>
         </w:rPr>
-        <w:t>).</w:t>
+        <w:t>)</w:t>
       </w:r>
       <w:r>
         <w:rPr>
@@ -1341,7 +1333,7 @@
         <w:rPr>
           <w:rFonts w:ascii="TH SarabunPSK" w:hAnsi="TH SarabunPSK" w:cs="TH SarabunPSK"/>
         </w:rPr>
-        <w:t>1).</w:t>
+        <w:t>1)</w:t>
       </w:r>
       <w:r>
         <w:rPr>
@@ -1381,7 +1373,7 @@
         <w:rPr>
           <w:rFonts w:ascii="TH SarabunPSK" w:hAnsi="TH SarabunPSK" w:cs="TH SarabunPSK"/>
         </w:rPr>
-        <w:t>).</w:t>
+        <w:t>)</w:t>
       </w:r>
       <w:r>
         <w:rPr>
@@ -1421,7 +1413,7 @@
         <w:rPr>
           <w:rFonts w:ascii="TH SarabunPSK" w:hAnsi="TH SarabunPSK" w:cs="TH SarabunPSK"/>
         </w:rPr>
-        <w:t>).</w:t>
+        <w:t>)</w:t>
       </w:r>
       <w:r>
         <w:rPr>
@@ -1556,7 +1548,7 @@
         <w:rPr>
           <w:rFonts w:ascii="TH SarabunPSK" w:hAnsi="TH SarabunPSK" w:cs="TH SarabunPSK"/>
         </w:rPr>
-        <w:t>1).</w:t>
+        <w:t>1)</w:t>
       </w:r>
       <w:r>
         <w:rPr>
@@ -1633,7 +1625,7 @@
         <w:rPr>
           <w:rFonts w:ascii="TH SarabunPSK" w:hAnsi="TH SarabunPSK" w:cs="TH SarabunPSK"/>
         </w:rPr>
-        <w:t>1).</w:t>
+        <w:t>1)</w:t>
       </w:r>
       <w:r>
         <w:rPr>
@@ -1703,7 +1695,7 @@
         <w:rPr>
           <w:rFonts w:ascii="TH SarabunPSK" w:hAnsi="TH SarabunPSK" w:cs="TH SarabunPSK"/>
         </w:rPr>
-        <w:t>1).</w:t>
+        <w:t>1)</w:t>
       </w:r>
       <w:r>
         <w:rPr>
@@ -1766,7 +1758,7 @@
         <w:rPr>
           <w:rFonts w:ascii="TH SarabunPSK" w:hAnsi="TH SarabunPSK" w:cs="TH SarabunPSK"/>
         </w:rPr>
-        <w:t>1).</w:t>
+        <w:t>1)</w:t>
       </w:r>
       <w:r>
         <w:rPr>
@@ -1843,7 +1835,7 @@
         <w:rPr>
           <w:rFonts w:ascii="TH SarabunPSK" w:hAnsi="TH SarabunPSK" w:cs="TH SarabunPSK"/>
         </w:rPr>
-        <w:t>1).</w:t>
+        <w:t>1)</w:t>
       </w:r>
       <w:r>
         <w:rPr>
@@ -1947,7 +1939,7 @@
         <w:rPr>
           <w:rFonts w:ascii="TH SarabunPSK" w:hAnsi="TH SarabunPSK" w:cs="TH SarabunPSK"/>
         </w:rPr>
-        <w:t>1).</w:t>
+        <w:t>1)</w:t>
       </w:r>
       <w:r>
         <w:rPr>
@@ -2038,7 +2030,7 @@
         <w:rPr>
           <w:rFonts w:ascii="TH SarabunPSK" w:hAnsi="TH SarabunPSK" w:cs="TH SarabunPSK"/>
         </w:rPr>
-        <w:t>1).</w:t>
+        <w:t>1)</w:t>
       </w:r>
       <w:r>
         <w:rPr>
@@ -2149,7 +2141,7 @@
         <w:rPr>
           <w:rFonts w:ascii="TH SarabunPSK" w:hAnsi="TH SarabunPSK" w:cs="TH SarabunPSK"/>
         </w:rPr>
-        <w:t>1).</w:t>
+        <w:t>1)</w:t>
       </w:r>
       <w:r>
         <w:rPr>
@@ -2183,7 +2175,7 @@
         <w:rPr>
           <w:rFonts w:ascii="TH SarabunPSK" w:hAnsi="TH SarabunPSK" w:cs="TH SarabunPSK"/>
         </w:rPr>
-        <w:t>2).</w:t>
+        <w:t>2)</w:t>
       </w:r>
       <w:r>
         <w:rPr>
@@ -2484,21 +2476,7 @@
         <w:rPr>
           <w:rFonts w:ascii="TH SarabunPSK" w:hAnsi="TH SarabunPSK" w:cs="TH SarabunPSK"/>
         </w:rPr>
-        <w:t xml:space="preserve">Intel Core i5-11400H (2.70 GHz, 12 MB L3 Cache up to 4.50 </w:t>
-      </w:r>
-      <w:proofErr w:type="spellStart"/>
-      <w:r>
-        <w:rPr>
-          <w:rFonts w:ascii="TH SarabunPSK" w:hAnsi="TH SarabunPSK" w:cs="TH SarabunPSK"/>
-        </w:rPr>
-        <w:t>Ghz</w:t>
-      </w:r>
-      <w:proofErr w:type="spellEnd"/>
-      <w:r>
-        <w:rPr>
-          <w:rFonts w:ascii="TH SarabunPSK" w:hAnsi="TH SarabunPSK" w:cs="TH SarabunPSK"/>
-        </w:rPr>
-        <w:t>)</w:t>
+        <w:t>Intel Core i5-11400H (2.70 GHz, 12 MB L3 Cache up to 4.50 Ghz)</w:t>
       </w:r>
     </w:p>
     <w:p>
@@ -2793,21 +2771,7 @@
         <w:rPr>
           <w:rFonts w:ascii="TH SarabunPSK" w:hAnsi="TH SarabunPSK" w:cs="TH SarabunPSK"/>
         </w:rPr>
-        <w:t xml:space="preserve">Printer Inkjet Cannon </w:t>
-      </w:r>
-      <w:proofErr w:type="spellStart"/>
-      <w:r>
-        <w:rPr>
-          <w:rFonts w:ascii="TH SarabunPSK" w:hAnsi="TH SarabunPSK" w:cs="TH SarabunPSK"/>
-        </w:rPr>
-        <w:t>Pixma</w:t>
-      </w:r>
-      <w:proofErr w:type="spellEnd"/>
-      <w:r>
-        <w:rPr>
-          <w:rFonts w:ascii="TH SarabunPSK" w:hAnsi="TH SarabunPSK" w:cs="TH SarabunPSK"/>
-        </w:rPr>
-        <w:t xml:space="preserve"> </w:t>
+        <w:t xml:space="preserve">Printer Inkjet Cannon Pixma </w:t>
       </w:r>
       <w:r>
         <w:rPr>
@@ -11045,19 +11009,11 @@
         </w:rPr>
         <w:t xml:space="preserve">และ </w:t>
       </w:r>
-      <w:proofErr w:type="spellStart"/>
-      <w:r>
-        <w:rPr>
-          <w:rFonts w:ascii="TH SarabunPSK" w:hAnsi="TH SarabunPSK" w:cs="TH SarabunPSK"/>
-        </w:rPr>
-        <w:t>Trovo</w:t>
-      </w:r>
-      <w:proofErr w:type="spellEnd"/>
-      <w:r>
-        <w:rPr>
-          <w:rFonts w:ascii="TH SarabunPSK" w:hAnsi="TH SarabunPSK" w:cs="TH SarabunPSK"/>
-        </w:rPr>
-        <w:t xml:space="preserve"> </w:t>
+      <w:r>
+        <w:rPr>
+          <w:rFonts w:ascii="TH SarabunPSK" w:hAnsi="TH SarabunPSK" w:cs="TH SarabunPSK"/>
+        </w:rPr>
+        <w:t xml:space="preserve">Trovo </w:t>
       </w:r>
       <w:r>
         <w:rPr>

--- a/_Documects/end/บทที่-1.docx
+++ b/_Documects/end/บทที่-1.docx
@@ -10734,7 +10734,28 @@
           <w:rFonts w:ascii="TH SarabunPSK" w:hAnsi="TH SarabunPSK" w:cs="TH SarabunPSK"/>
           <w:cs/>
         </w:rPr>
-        <w:t>2561: ออนไลน์ เข้าถึง: 24 ธ.ค. 2562)</w:t>
+        <w:t xml:space="preserve">2561: ออนไลน์ เข้าถึง: 24 </w:t>
+      </w:r>
+      <w:r>
+        <w:rPr>
+          <w:rFonts w:ascii="TH SarabunPSK" w:hAnsi="TH SarabunPSK" w:cs="TH SarabunPSK"/>
+          <w:cs/>
+        </w:rPr>
+        <w:t>ธ</w:t>
+      </w:r>
+      <w:r>
+        <w:rPr>
+          <w:rFonts w:ascii="TH SarabunPSK" w:hAnsi="TH SarabunPSK" w:cs="TH SarabunPSK" w:hint="cs"/>
+          <w:cs/>
+        </w:rPr>
+        <w:t>ันวาคม</w:t>
+      </w:r>
+      <w:r>
+        <w:rPr>
+          <w:rFonts w:ascii="TH SarabunPSK" w:hAnsi="TH SarabunPSK" w:cs="TH SarabunPSK"/>
+          <w:cs/>
+        </w:rPr>
+        <w:t xml:space="preserve"> 2562)</w:t>
       </w:r>
     </w:p>
     <w:p>
@@ -10915,7 +10936,28 @@
           <w:rFonts w:ascii="TH SarabunPSK" w:hAnsi="TH SarabunPSK" w:cs="TH SarabunPSK"/>
           <w:cs/>
         </w:rPr>
-        <w:t>เข้าถึง: 24 ธ.ค. 2562</w:t>
+        <w:t xml:space="preserve">เข้าถึง: 24 </w:t>
+      </w:r>
+      <w:r>
+        <w:rPr>
+          <w:rFonts w:ascii="TH SarabunPSK" w:hAnsi="TH SarabunPSK" w:cs="TH SarabunPSK"/>
+          <w:cs/>
+        </w:rPr>
+        <w:t>ธ</w:t>
+      </w:r>
+      <w:r>
+        <w:rPr>
+          <w:rFonts w:ascii="TH SarabunPSK" w:hAnsi="TH SarabunPSK" w:cs="TH SarabunPSK" w:hint="cs"/>
+          <w:cs/>
+        </w:rPr>
+        <w:t>ันวาคม</w:t>
+      </w:r>
+      <w:r>
+        <w:rPr>
+          <w:rFonts w:ascii="TH SarabunPSK" w:hAnsi="TH SarabunPSK" w:cs="TH SarabunPSK"/>
+          <w:cs/>
+        </w:rPr>
+        <w:t xml:space="preserve"> 2562</w:t>
       </w:r>
       <w:r>
         <w:rPr>
@@ -11060,7 +11102,28 @@
           <w:rFonts w:ascii="TH SarabunPSK" w:hAnsi="TH SarabunPSK" w:cs="TH SarabunPSK"/>
           <w:cs/>
         </w:rPr>
-        <w:t>2561: ออนไลน์ เข้าถึง: 24 ธ.ค. 2562)</w:t>
+        <w:t xml:space="preserve">2561: ออนไลน์ เข้าถึง: 24 </w:t>
+      </w:r>
+      <w:r>
+        <w:rPr>
+          <w:rFonts w:ascii="TH SarabunPSK" w:hAnsi="TH SarabunPSK" w:cs="TH SarabunPSK"/>
+          <w:cs/>
+        </w:rPr>
+        <w:t>ธ</w:t>
+      </w:r>
+      <w:r>
+        <w:rPr>
+          <w:rFonts w:ascii="TH SarabunPSK" w:hAnsi="TH SarabunPSK" w:cs="TH SarabunPSK" w:hint="cs"/>
+          <w:cs/>
+        </w:rPr>
+        <w:t>ันวาคม</w:t>
+      </w:r>
+      <w:r>
+        <w:rPr>
+          <w:rFonts w:ascii="TH SarabunPSK" w:hAnsi="TH SarabunPSK" w:cs="TH SarabunPSK"/>
+          <w:cs/>
+        </w:rPr>
+        <w:t xml:space="preserve"> 2562)</w:t>
       </w:r>
     </w:p>
     <w:p>
